--- a/en/wisdom-stories/hands-at-work-hope-in-god.docx
+++ b/en/wisdom-stories/hands-at-work-hope-in-god.docx
@@ -42,7 +42,7 @@
         <w:rPr>
           <w:lang/>
         </w:rPr>
-        <w:t>There was once a dervish who spent much of his day praying in solitude. He supported himself through his own labour: each day, he worked for a while, bought bread with his earnings and shared whatever he did not need with the poor.</w:t>
+        <w:t xml:space="preserve">There was once a dervish who spent much of his day praying in solitude. He supported himself through his own labor: each day, he worked for a while, bought bread with his earnings and shared whatever he did not need with the poor.</w:t>
       </w:r>
     </w:p>
     <w:p>
@@ -55,7 +55,7 @@
         <w:rPr>
           <w:lang/>
         </w:rPr>
-        <w:t>One day, while praying in the desert, he noticed a fox with disabled legs. The animal could barely drag itself along. The dervish wondered:</w:t>
+        <w:t>One day, while praying in the desert, he noticed a fox that could barely use its legs. The animal struggled to drag itself along. The dervish wondered:</w:t>
       </w:r>
     </w:p>
     <w:p>
@@ -107,7 +107,7 @@
         <w:rPr>
           <w:lang/>
         </w:rPr>
-        <w:t>The dervish marvelled at what he had seen. He praised God for providing for the fox through the lion. Then he thought:</w:t>
+        <w:t xml:space="preserve">The dervish marveled at what he had seen. He praised God for providing for the fox through the lion. Then he thought:</w:t>
       </w:r>
     </w:p>
     <w:p>
@@ -159,7 +159,7 @@
         <w:rPr>
           <w:lang/>
         </w:rPr>
-        <w:t>“I gave you the strength and health to work. Why did you choose to imitate the fox that could not walk? Why did you not learn from the lion? Get up, work and earn your living. Let those who need help benefit from your labour too. Feed yourself, and feed someone in need.”</w:t>
+        <w:t xml:space="preserve">“I gave you the strength and health to work. Why did you choose to imitate the fox that could not walk? Why did you not learn from the lion? Get up, work and earn your living. Let those who need help benefit from your labor too. Feed yourself, and feed someone in need.”</w:t>
       </w:r>
     </w:p>
     <w:p>
@@ -172,7 +172,7 @@
         <w:rPr>
           <w:lang/>
         </w:rPr>
-        <w:t>The dervish realised that he had drawn the wrong lesson from what he had witnessed. He repented and returned to his former way of life, earning his bread and sharing it with those in need.</w:t>
+        <w:t xml:space="preserve">The dervish realized that he had drawn the wrong lesson from what he had witnessed. He repented and returned to his former way of life, earning his bread and sharing it with those in need.</w:t>
       </w:r>
     </w:p>
     <w:p>
